--- a/docs/user-manual/openQCM_Q-1_Software_User_Manual_v3.0.docx
+++ b/docs/user-manual/openQCM_Q-1_Software_User_Manual_v3.0.docx
@@ -1898,7 +1898,7 @@
           <w:noProof/>
         </w:rPr>
         <w:drawing>
-          <wp:inline distT="0" distB="0" distL="0" distR="0" wp14:anchorId="70010BC3" wp14:editId="732D36D7">
+          <wp:inline distT="0" distB="0" distL="0" distR="0">
             <wp:extent cx="6309360" cy="3217774"/>
             <wp:effectExtent l="0" t="0" r="0" b="0"/>
             <wp:docPr id="2" name="Picture 2" descr="Figure 1. Q-1 functional measurement path."/>
@@ -3573,7 +3573,7 @@
           <w:noProof/>
         </w:rPr>
         <w:drawing>
-          <wp:inline distT="0" distB="0" distL="0" distR="0" wp14:anchorId="289DD1D0" wp14:editId="4986EE35">
+          <wp:inline distT="0" distB="0" distL="0" distR="0">
             <wp:extent cx="1549908" cy="918972"/>
             <wp:effectExtent l="0" t="0" r="0" b="0"/>
             <wp:docPr id="3" name="Picture 3" descr="Figure 2. Serial Connection group."/>
@@ -3859,7 +3859,7 @@
           <w:noProof/>
         </w:rPr>
         <w:drawing>
-          <wp:inline distT="0" distB="0" distL="0" distR="0" wp14:anchorId="586D3255" wp14:editId="7030C0DD">
+          <wp:inline distT="0" distB="0" distL="0" distR="0">
             <wp:extent cx="6309360" cy="744504"/>
             <wp:effectExtent l="0" t="0" r="0" b="0"/>
             <wp:docPr id="4" name="Picture 4" descr="Figure 3. Operating sequence."/>
@@ -4201,7 +4201,7 @@
           <w:noProof/>
         </w:rPr>
         <w:drawing>
-          <wp:inline distT="0" distB="0" distL="0" distR="0" wp14:anchorId="1963E442" wp14:editId="28388920">
+          <wp:inline distT="0" distB="0" distL="0" distR="0">
             <wp:extent cx="6346190" cy="4759642"/>
             <wp:effectExtent l="0" t="0" r="0" b="0"/>
             <wp:docPr id="5" name="Picture 5" descr="Figure 4. Main window during a Measurement run."/>
@@ -4321,7 +4321,7 @@
           <w:noProof/>
         </w:rPr>
         <w:drawing>
-          <wp:inline distT="0" distB="0" distL="0" distR="0" wp14:anchorId="1BF15F9A" wp14:editId="15ED5BA8">
+          <wp:inline distT="0" distB="0" distL="0" distR="0">
             <wp:extent cx="4347140" cy="1344599"/>
             <wp:effectExtent l="0" t="0" r="0" b="0"/>
             <wp:docPr id="6" name="Picture 6" descr="Figure 5. Menus."/>
@@ -4476,7 +4476,7 @@
           <w:noProof/>
         </w:rPr>
         <w:drawing>
-          <wp:inline distT="0" distB="0" distL="0" distR="0" wp14:anchorId="4DE20529" wp14:editId="72ECDA85">
+          <wp:inline distT="0" distB="0" distL="0" distR="0">
             <wp:extent cx="3433572" cy="1485900"/>
             <wp:effectExtent l="0" t="0" r="0" b="0"/>
             <wp:docPr id="7" name="Picture 7" descr="Figure 6. Measurement Setup in both modes."/>
@@ -5136,7 +5136,7 @@
           <w:noProof/>
         </w:rPr>
         <w:drawing>
-          <wp:inline distT="0" distB="0" distL="0" distR="0" wp14:anchorId="03881E5A" wp14:editId="180103E4">
+          <wp:inline distT="0" distB="0" distL="0" distR="0">
             <wp:extent cx="5552916" cy="3966369"/>
             <wp:effectExtent l="0" t="0" r="0" b="0"/>
             <wp:docPr id="8" name="Picture 8" descr="Figure 7. Peak Data View."/>
@@ -6079,7 +6079,7 @@
           <w:noProof/>
         </w:rPr>
         <w:drawing>
-          <wp:inline distT="0" distB="0" distL="0" distR="0" wp14:anchorId="79FF0735" wp14:editId="47C48419">
+          <wp:inline distT="0" distB="0" distL="0" distR="0">
             <wp:extent cx="713232" cy="1083565"/>
             <wp:effectExtent l="0" t="0" r="0" b="0"/>
             <wp:docPr id="9" name="Picture 9" descr="Figure 8. Plot context menu."/>
@@ -6217,7 +6217,7 @@
           <w:noProof/>
         </w:rPr>
         <w:drawing>
-          <wp:inline distT="0" distB="0" distL="0" distR="0" wp14:anchorId="590C990F" wp14:editId="5358B674">
+          <wp:inline distT="0" distB="0" distL="0" distR="0">
             <wp:extent cx="4969860" cy="4255914"/>
             <wp:effectExtent l="0" t="0" r="0" b="0"/>
             <wp:docPr id="10" name="Picture 10" descr="Figure 9. Plots tab during a Measurement run."/>
@@ -6304,7 +6304,7 @@
           <w:noProof/>
         </w:rPr>
         <w:drawing>
-          <wp:inline distT="0" distB="0" distL="0" distR="0" wp14:anchorId="0D5C7076" wp14:editId="2E531D0F">
+          <wp:inline distT="0" distB="0" distL="0" distR="0">
             <wp:extent cx="1760220" cy="1952244"/>
             <wp:effectExtent l="0" t="0" r="0" b="0"/>
             <wp:docPr id="11" name="Picture 11" descr="Figure 10. Measurement Parameters."/>
@@ -6381,7 +6381,7 @@
           <w:noProof/>
         </w:rPr>
         <w:drawing>
-          <wp:inline distT="0" distB="0" distL="0" distR="0" wp14:anchorId="458E9926" wp14:editId="0A961256">
+          <wp:inline distT="0" distB="0" distL="0" distR="0">
             <wp:extent cx="5552916" cy="3966369"/>
             <wp:effectExtent l="0" t="0" r="0" b="0"/>
             <wp:docPr id="12" name="Picture 12" descr="Figure 11. Raw Data View."/>
@@ -6612,7 +6612,7 @@
           <w:noProof/>
         </w:rPr>
         <w:drawing>
-          <wp:inline distT="0" distB="0" distL="0" distR="0" wp14:anchorId="3A4A2451" wp14:editId="495FFE4F">
+          <wp:inline distT="0" distB="0" distL="0" distR="0">
             <wp:extent cx="5552916" cy="3966369"/>
             <wp:effectExtent l="0" t="0" r="0" b="0"/>
             <wp:docPr id="13" name="Picture 13" descr="Figure 12. Data View of a recorded CSV."/>
@@ -6767,7 +6767,7 @@
           <w:noProof/>
         </w:rPr>
         <w:drawing>
-          <wp:inline distT="0" distB="0" distL="0" distR="0" wp14:anchorId="02ABF019" wp14:editId="1926A8EE">
+          <wp:inline distT="0" distB="0" distL="0" distR="0">
             <wp:extent cx="4823104" cy="2740761"/>
             <wp:effectExtent l="0" t="0" r="0" b="0"/>
             <wp:docPr id="14" name="Picture 14" descr="Figure 13. Live cursors."/>
@@ -6921,7 +6921,7 @@
           <w:noProof/>
         </w:rPr>
         <w:drawing>
-          <wp:inline distT="0" distB="0" distL="0" distR="0" wp14:anchorId="7B2B6EA1" wp14:editId="4C4001DC">
+          <wp:inline distT="0" distB="0" distL="0" distR="0">
             <wp:extent cx="6346190" cy="940176"/>
             <wp:effectExtent l="0" t="0" r="0" b="0"/>
             <wp:docPr id="15" name="Picture 15" descr="Figure 14. Status bar states."/>
@@ -9562,8 +9562,8 @@
           <w:noProof/>
         </w:rPr>
         <w:drawing>
-          <wp:inline distT="0" distB="0" distL="0" distR="0" wp14:anchorId="4E943A00" wp14:editId="2781ED1D">
-            <wp:extent cx="6309360" cy="3280867"/>
+          <wp:inline distT="0" distB="0" distL="0" distR="0">
+            <wp:extent cx="6309360" cy="1069630"/>
             <wp:effectExtent l="0" t="0" r="0" b="0"/>
             <wp:docPr id="16" name="Picture 16" descr="Figure 15. Firmware update workflow."/>
             <wp:cNvGraphicFramePr>
@@ -9573,7 +9573,7 @@
               <a:graphicData uri="http://schemas.openxmlformats.org/drawingml/2006/picture">
                 <pic:pic xmlns:pic="http://schemas.openxmlformats.org/drawingml/2006/picture">
                   <pic:nvPicPr>
-                    <pic:cNvPr id="0" name="image.png"/>
+                    <pic:cNvPr id="0" name="firmware_workflow.png"/>
                     <pic:cNvPicPr/>
                   </pic:nvPicPr>
                   <pic:blipFill>
@@ -9585,7 +9585,7 @@
                   <pic:spPr>
                     <a:xfrm>
                       <a:off x="0" y="0"/>
-                      <a:ext cx="6309360" cy="3280867"/>
+                      <a:ext cx="6309360" cy="1069630"/>
                     </a:xfrm>
                     <a:prstGeom prst="rect">
                       <a:avLst/>
